--- a/Informe_Progreso_Maria_Suarez_v2_Evidencia_y_Correccion_2026-09-16.docx
+++ b/Informe_Progreso_Maria_Suarez_v2_Evidencia_y_Correccion_2026-09-16.docx
@@ -4494,7 +4494,7 @@
           <w:b w:val="0"/>
           <w:i w:val="0"/>
         </w:rPr>
-        <w:t>La API del proyecto no expone los catálogos de Postgres; la comprobación se hace en el SQL Editor con esta consulta de sólo lectura (adjunta como evidence-constraints.sql). Resultado esperado en la columna de comentarios:</w:t>
+        <w:t>La API del proyecto no expone los catálogos de Postgres; la comprobación se hizo en el SQL Editor de producción con esta consulta de sólo lectura (adjunta como evidence-constraints.sql). Valores esperados en los comentarios:</w:t>
       </w:r>
     </w:p>
     <w:p>
@@ -4525,6 +4525,348 @@
         <w:t>select id, 'CON-001', 'mastered', 0, false from public.users limit 1;</w:t>
         <w:br/>
         <w:t>rollback;</w:t>
+      </w:r>
+    </w:p>
+    <w:p>
+      <w:r>
+        <w:rPr>
+          <w:b/>
+          <w:i w:val="0"/>
+        </w:rPr>
+        <w:t>Resultado obtenido en el SQL Editor de producción (16 sep 2026, 16:00 UTC):</w:t>
+      </w:r>
+    </w:p>
+    <w:tbl>
+      <w:tblPr>
+        <w:tblStyle w:val="LightGrid-Accent1"/>
+        <w:tblW w:type="auto" w:w="0"/>
+        <w:tblLook w:firstColumn="1" w:firstRow="1" w:lastColumn="0" w:lastRow="0" w:noHBand="0" w:noVBand="1" w:val="04A0"/>
+      </w:tblPr>
+      <w:tblGrid>
+        <w:gridCol w:w="2880"/>
+        <w:gridCol w:w="2880"/>
+        <w:gridCol w:w="2880"/>
+      </w:tblGrid>
+      <w:tr>
+        <w:tc>
+          <w:tcPr>
+            <w:tcW w:type="dxa" w:w="2880"/>
+          </w:tcPr>
+          <w:p>
+            <w:r/>
+            <w:r>
+              <w:rPr>
+                <w:b/>
+                <w:sz w:val="18"/>
+              </w:rPr>
+              <w:t>Comprobación</w:t>
+            </w:r>
+          </w:p>
+        </w:tc>
+        <w:tc>
+          <w:tcPr>
+            <w:tcW w:type="dxa" w:w="2880"/>
+          </w:tcPr>
+          <w:p>
+            <w:r/>
+            <w:r>
+              <w:rPr>
+                <w:b/>
+                <w:sz w:val="18"/>
+              </w:rPr>
+              <w:t>Esperado</w:t>
+            </w:r>
+          </w:p>
+        </w:tc>
+        <w:tc>
+          <w:tcPr>
+            <w:tcW w:type="dxa" w:w="2880"/>
+          </w:tcPr>
+          <w:p>
+            <w:r/>
+            <w:r>
+              <w:rPr>
+                <w:b/>
+                <w:sz w:val="18"/>
+              </w:rPr>
+              <w:t>Obtenido</w:t>
+            </w:r>
+          </w:p>
+        </w:tc>
+      </w:tr>
+      <w:tr>
+        <w:tc>
+          <w:tcPr>
+            <w:tcW w:type="dxa" w:w="2880"/>
+          </w:tcPr>
+          <w:p>
+            <w:r/>
+            <w:r>
+              <w:rPr>
+                <w:sz w:val="18"/>
+              </w:rPr>
+              <w:t>mastered_check_exists</w:t>
+            </w:r>
+          </w:p>
+        </w:tc>
+        <w:tc>
+          <w:tcPr>
+            <w:tcW w:type="dxa" w:w="2880"/>
+          </w:tcPr>
+          <w:p>
+            <w:r/>
+            <w:r>
+              <w:rPr>
+                <w:sz w:val="18"/>
+              </w:rPr>
+              <w:t>1</w:t>
+            </w:r>
+          </w:p>
+        </w:tc>
+        <w:tc>
+          <w:tcPr>
+            <w:tcW w:type="dxa" w:w="2880"/>
+          </w:tcPr>
+          <w:p>
+            <w:r/>
+            <w:r>
+              <w:rPr>
+                <w:sz w:val="18"/>
+              </w:rPr>
+              <w:t>1</w:t>
+            </w:r>
+          </w:p>
+        </w:tc>
+      </w:tr>
+      <w:tr>
+        <w:tc>
+          <w:tcPr>
+            <w:tcW w:type="dxa" w:w="2880"/>
+          </w:tcPr>
+          <w:p>
+            <w:r/>
+            <w:r>
+              <w:rPr>
+                <w:sz w:val="18"/>
+              </w:rPr>
+              <w:t>validated_legacy (NOT VALID por diseño: no toca la evidencia histórica)</w:t>
+            </w:r>
+          </w:p>
+        </w:tc>
+        <w:tc>
+          <w:tcPr>
+            <w:tcW w:type="dxa" w:w="2880"/>
+          </w:tcPr>
+          <w:p>
+            <w:r/>
+            <w:r>
+              <w:rPr>
+                <w:sz w:val="18"/>
+              </w:rPr>
+              <w:t>false</w:t>
+            </w:r>
+          </w:p>
+        </w:tc>
+        <w:tc>
+          <w:tcPr>
+            <w:tcW w:type="dxa" w:w="2880"/>
+          </w:tcPr>
+          <w:p>
+            <w:r/>
+            <w:r>
+              <w:rPr>
+                <w:sz w:val="18"/>
+              </w:rPr>
+              <w:t>false</w:t>
+            </w:r>
+          </w:p>
+        </w:tc>
+      </w:tr>
+      <w:tr>
+        <w:tc>
+          <w:tcPr>
+            <w:tcW w:type="dxa" w:w="2880"/>
+          </w:tcPr>
+          <w:p>
+            <w:r/>
+            <w:r>
+              <w:rPr>
+                <w:sz w:val="18"/>
+              </w:rPr>
+              <w:t>ledger_rls (RLS activo en quiz_attempts)</w:t>
+            </w:r>
+          </w:p>
+        </w:tc>
+        <w:tc>
+          <w:tcPr>
+            <w:tcW w:type="dxa" w:w="2880"/>
+          </w:tcPr>
+          <w:p>
+            <w:r/>
+            <w:r>
+              <w:rPr>
+                <w:sz w:val="18"/>
+              </w:rPr>
+              <w:t>true</w:t>
+            </w:r>
+          </w:p>
+        </w:tc>
+        <w:tc>
+          <w:tcPr>
+            <w:tcW w:type="dxa" w:w="2880"/>
+          </w:tcPr>
+          <w:p>
+            <w:r/>
+            <w:r>
+              <w:rPr>
+                <w:sz w:val="18"/>
+              </w:rPr>
+              <w:t>true</w:t>
+            </w:r>
+          </w:p>
+        </w:tc>
+      </w:tr>
+      <w:tr>
+        <w:tc>
+          <w:tcPr>
+            <w:tcW w:type="dxa" w:w="2880"/>
+          </w:tcPr>
+          <w:p>
+            <w:r/>
+            <w:r>
+              <w:rPr>
+                <w:sz w:val="18"/>
+              </w:rPr>
+              <w:t>policies</w:t>
+            </w:r>
+          </w:p>
+        </w:tc>
+        <w:tc>
+          <w:tcPr>
+            <w:tcW w:type="dxa" w:w="2880"/>
+          </w:tcPr>
+          <w:p>
+            <w:r/>
+            <w:r>
+              <w:rPr>
+                <w:sz w:val="18"/>
+              </w:rPr>
+              <w:t>SELECT e INSERT</w:t>
+            </w:r>
+          </w:p>
+        </w:tc>
+        <w:tc>
+          <w:tcPr>
+            <w:tcW w:type="dxa" w:w="2880"/>
+          </w:tcPr>
+          <w:p>
+            <w:r/>
+            <w:r>
+              <w:rPr>
+                <w:sz w:val="18"/>
+              </w:rPr>
+              <w:t>users append own attempts [INSERT]; users read own attempts [SELECT]</w:t>
+            </w:r>
+          </w:p>
+        </w:tc>
+      </w:tr>
+      <w:tr>
+        <w:tc>
+          <w:tcPr>
+            <w:tcW w:type="dxa" w:w="2880"/>
+          </w:tcPr>
+          <w:p>
+            <w:r/>
+            <w:r>
+              <w:rPr>
+                <w:sz w:val="18"/>
+              </w:rPr>
+              <w:t>update_delete_policies (nadie puede editar ni borrar desde la app)</w:t>
+            </w:r>
+          </w:p>
+        </w:tc>
+        <w:tc>
+          <w:tcPr>
+            <w:tcW w:type="dxa" w:w="2880"/>
+          </w:tcPr>
+          <w:p>
+            <w:r/>
+            <w:r>
+              <w:rPr>
+                <w:sz w:val="18"/>
+              </w:rPr>
+              <w:t>0</w:t>
+            </w:r>
+          </w:p>
+        </w:tc>
+        <w:tc>
+          <w:tcPr>
+            <w:tcW w:type="dxa" w:w="2880"/>
+          </w:tcPr>
+          <w:p>
+            <w:r/>
+            <w:r>
+              <w:rPr>
+                <w:sz w:val="18"/>
+              </w:rPr>
+              <w:t>0</w:t>
+            </w:r>
+          </w:p>
+        </w:tc>
+      </w:tr>
+      <w:tr>
+        <w:tc>
+          <w:tcPr>
+            <w:tcW w:type="dxa" w:w="2880"/>
+          </w:tcPr>
+          <w:p>
+            <w:r/>
+            <w:r>
+              <w:rPr>
+                <w:sz w:val="18"/>
+              </w:rPr>
+              <w:t>Prueba negativa: insertar state = mastered sin respuesta correcta registrada</w:t>
+            </w:r>
+          </w:p>
+        </w:tc>
+        <w:tc>
+          <w:tcPr>
+            <w:tcW w:type="dxa" w:w="2880"/>
+          </w:tcPr>
+          <w:p>
+            <w:r/>
+            <w:r>
+              <w:rPr>
+                <w:sz w:val="18"/>
+              </w:rPr>
+              <w:t>Error 23514</w:t>
+            </w:r>
+          </w:p>
+        </w:tc>
+        <w:tc>
+          <w:tcPr>
+            <w:tcW w:type="dxa" w:w="2880"/>
+          </w:tcPr>
+          <w:p>
+            <w:r/>
+            <w:r>
+              <w:rPr>
+                <w:sz w:val="18"/>
+              </w:rPr>
+              <w:t>ERROR 23514: new row for relation "user_term_progress" violates check constraint "progress_mastered_requires_correct_quiz" — fila rechazada (CON-001, mastered, attempts 0, quiz_completed f, quiz_correct f, mastered_at null); transacción deshecha, nada almacenado.</w:t>
+            </w:r>
+          </w:p>
+        </w:tc>
+      </w:tr>
+    </w:tbl>
+    <w:p/>
+    <w:p>
+      <w:r>
+        <w:rPr>
+          <w:b w:val="0"/>
+          <w:i w:val="0"/>
+        </w:rPr>
+        <w:t>Conclusión: la base de datos rechaza por sí misma cualquier Mastered sin respuesta correcta registrada, con independencia del código de la aplicación; el libro mayor de intentos es de sólo inserción para las cuentas de la aplicación.</w:t>
       </w:r>
     </w:p>
     <w:p>
